--- a/packages/document-engine/templates/fire/1.3_fire_decision_open_fire.docx
+++ b/packages/document-engine/templates/fire/1.3_fire_decision_open_fire.docx
@@ -145,7 +145,6 @@
           <w:rStyle w:val="do1"/>
           <w:rFonts w:eastAsia="Arial" w:cs="Arial" w:ascii="Arial" w:hAnsi="Arial"/>
           <w:b w:val="false"/>
-          <w:i/>
           <w:color w:val="auto"/>
           <w:spacing w:val="0"/>
           <w:w w:val="100"/>

--- a/packages/document-engine/templates/fire/1.3_fire_decision_open_fire.docx
+++ b/packages/document-engine/templates/fire/1.3_fire_decision_open_fire.docx
@@ -1859,7 +1859,7 @@
         <w:pStyle w:val="Normal"/>
         <w:keepNext w:val="false"/>
         <w:widowControl/>
-        <w:spacing w:before="0" w:after="480"/>
+        <w:spacing w:before="0" w:after="120"/>
         <w:ind w:hanging="0" w:left="0" w:right="0"/>
         <w:jc w:val="center"/>
         <w:rPr>
@@ -2334,7 +2334,6 @@
               <w:pStyle w:val="Normal"/>
               <w:widowControl/>
               <w:spacing w:before="0" w:after="0"/>
-              <w:ind w:right="-108"/>
               <w:jc w:val="center"/>
               <w:rPr>
                 <w:rFonts w:ascii="Arial" w:hAnsi="Arial" w:cs="Arial"/>
@@ -2372,6 +2371,7 @@
               <w:pStyle w:val="Normal"/>
               <w:widowControl/>
               <w:spacing w:before="0" w:after="0"/>
+              <w:jc w:val="center"/>
               <w:rPr>
                 <w:rFonts w:ascii="Arial" w:hAnsi="Arial" w:cs="Arial"/>
                 <w:sz w:val="20"/>

--- a/packages/document-engine/templates/fire/1.3_fire_decision_open_fire.docx
+++ b/packages/document-engine/templates/fire/1.3_fire_decision_open_fire.docx
@@ -113,7 +113,7 @@
           <w:szCs w:val="20"/>
           <w:lang w:val="ro-RO"/>
         </w:rPr>
-        <w:t>În baza prevederilor Legi</w:t>
+        <w:t>În baza prevederilor Legii 307/2006 privind apărarea împotriva incendiilor – art. 19 lit. a) și ale OMAI 163/2007 – art. 5 lit. b), art. 17 lit. c) și art. 97–105, {{client.representativeName}}, în calitate de {{fire.representativeRoleRunOn}} în cadrul</w:t>
       </w:r>
       <w:r>
         <w:rPr>
@@ -126,19 +126,19 @@
           <w:szCs w:val="20"/>
           <w:lang w:val="ro-RO"/>
         </w:rPr>
-        <w:t>i 307/</w:t>
-      </w:r>
-      <w:r>
-        <w:rPr>
-          <w:rFonts w:eastAsia="Arial" w:cs="Arial" w:ascii="Arial" w:hAnsi="Arial"/>
-          <w:color w:val="auto"/>
-          <w:spacing w:val="0"/>
-          <w:w w:val="100"/>
-          <w:sz w:val="20"/>
-          <w:szCs w:val="20"/>
-          <w:lang w:val="ro-RO"/>
-        </w:rPr>
-        <w:t xml:space="preserve">2006 privind apărarea împotriva incendiilor – Art. 19 lit. a) și ale OMAI 163/2007 – Art. 5 lit. b), Art. 17 lit. c) și </w:t>
+        <w:t/>
+      </w:r>
+      <w:r>
+        <w:rPr>
+          <w:rFonts w:eastAsia="Arial" w:cs="Arial" w:ascii="Arial" w:hAnsi="Arial"/>
+          <w:color w:val="auto"/>
+          <w:spacing w:val="0"/>
+          <w:w w:val="100"/>
+          <w:sz w:val="20"/>
+          <w:szCs w:val="20"/>
+          <w:lang w:val="ro-RO"/>
+        </w:rPr>
+        <w:t xml:space="preserve"/>
       </w:r>
       <w:r>
         <w:rPr>
@@ -152,19 +152,19 @@
           <w:szCs w:val="20"/>
           <w:lang w:val="ro-RO"/>
         </w:rPr>
-        <w:t xml:space="preserve">Art. 97 – 105, {{client.representativeName}}, în </w:t>
-      </w:r>
-      <w:r>
-        <w:rPr>
-          <w:rFonts w:eastAsia="Arial" w:cs="Arial" w:ascii="Arial" w:hAnsi="Arial"/>
-          <w:color w:val="auto"/>
-          <w:spacing w:val="0"/>
-          <w:w w:val="100"/>
-          <w:sz w:val="20"/>
-          <w:szCs w:val="20"/>
-          <w:lang w:val="ro-RO"/>
-        </w:rPr>
-        <w:t>calitate de {{client.representativeRole}} în cadrul {{clien</w:t>
+        <w:t xml:space="preserve"/>
+      </w:r>
+      <w:r>
+        <w:rPr>
+          <w:rFonts w:eastAsia="Arial" w:cs="Arial" w:ascii="Arial" w:hAnsi="Arial"/>
+          <w:color w:val="auto"/>
+          <w:spacing w:val="0"/>
+          <w:w w:val="100"/>
+          <w:sz w:val="20"/>
+          <w:szCs w:val="20"/>
+          <w:lang w:val="ro-RO"/>
+        </w:rPr>
+        <w:t xml:space="preserve"> {{clien</w:t>
       </w:r>
       <w:r>
         <w:rPr>
@@ -327,7 +327,7 @@
           <w:szCs w:val="20"/>
           <w:lang w:val="ro-RO"/>
         </w:rPr>
-        <w:t>Conform OMAI 163/2007 – Art. 98 alin. (1) lit. c), de executarea lucrărilor cu foc des</w:t>
+        <w:t>Conform OMAI 163/2007 – art. 98 alin. (1) lit. c), de executarea lucrărilor cu foc des</w:t>
       </w:r>
       <w:r>
         <w:rPr>
@@ -403,31 +403,31 @@
           <w:szCs w:val="20"/>
           <w:lang w:val="ro-RO"/>
         </w:rPr>
-        <w:t>ordinator.name}}, având funcția de {{fi</w:t>
-      </w:r>
-      <w:r>
-        <w:rPr>
-          <w:rFonts w:eastAsia="Arial" w:cs="Arial" w:ascii="Arial" w:hAnsi="Arial"/>
-          <w:color w:val="auto"/>
-          <w:spacing w:val="0"/>
-          <w:w w:val="100"/>
-          <w:sz w:val="20"/>
-          <w:szCs w:val="20"/>
-          <w:lang w:val="ro-RO"/>
-        </w:rPr>
-        <w:t>re.coordinator.jobTi</w:t>
-      </w:r>
-      <w:r>
-        <w:rPr>
-          <w:rFonts w:eastAsia="Arial" w:cs="Arial" w:ascii="Arial" w:hAnsi="Arial"/>
-          <w:color w:val="auto"/>
-          <w:spacing w:val="0"/>
-          <w:w w:val="100"/>
-          <w:sz w:val="20"/>
-          <w:szCs w:val="20"/>
-          <w:lang w:val="ro-RO"/>
-        </w:rPr>
-        <w:t>tle}} în cadrul {{</w:t>
+        <w:t>ordinator.name}}, având funcția de {{fire.coordinator.jobTitleRunOn}} în cadrul</w:t>
+      </w:r>
+      <w:r>
+        <w:rPr>
+          <w:rFonts w:eastAsia="Arial" w:cs="Arial" w:ascii="Arial" w:hAnsi="Arial"/>
+          <w:color w:val="auto"/>
+          <w:spacing w:val="0"/>
+          <w:w w:val="100"/>
+          <w:sz w:val="20"/>
+          <w:szCs w:val="20"/>
+          <w:lang w:val="ro-RO"/>
+        </w:rPr>
+        <w:t/>
+      </w:r>
+      <w:r>
+        <w:rPr>
+          <w:rFonts w:eastAsia="Arial" w:cs="Arial" w:ascii="Arial" w:hAnsi="Arial"/>
+          <w:color w:val="auto"/>
+          <w:spacing w:val="0"/>
+          <w:w w:val="100"/>
+          <w:sz w:val="20"/>
+          <w:szCs w:val="20"/>
+          <w:lang w:val="ro-RO"/>
+        </w:rPr>
+        <w:t xml:space="preserve"> {{</w:t>
       </w:r>
       <w:r>
         <w:rPr>
@@ -481,7 +481,7 @@
           <w:szCs w:val="20"/>
           <w:lang w:val="ro-RO"/>
         </w:rPr>
-        <w:t>Conform OMAI 163/2007 – Art. 98 alin. (1) lit. d), lucrările cu foc deschis se vor executa numai după emiterea „Permisulu</w:t>
+        <w:t>Conform OMAI 163/2007 – art. 98 alin. (1) lit. d), lucrările cu foc deschis se vor executa numai după emiterea „Permisulu</w:t>
       </w:r>
       <w:r>
         <w:rPr>
@@ -536,7 +536,7 @@
           <w:szCs w:val="20"/>
           <w:lang w:val="ro-RO"/>
         </w:rPr>
-        <w:t>Lucrările cu foc deschis se vor executa numai după asigurarea măsurilor de P.S.I. specifice locului în care se efectuează lucrarea, sub supravegherea nemijlocită a șefului locului de muncă.</w:t>
+        <w:t>Lucrările cu foc deschis se vor executa numai după asigurarea măsurilor PSI specifice locului în care se efectuează lucrarea, sub supravegherea nemijlocită a șefului locului de muncă.</w:t>
       </w:r>
     </w:p>
     <w:p>
@@ -566,7 +566,7 @@
           <w:szCs w:val="20"/>
           <w:lang w:val="ro-RO"/>
         </w:rPr>
-        <w:t xml:space="preserve">Îndeplinirea condițiilor de siguranță prevăzute în Permisul de lucru cu foc va fi verificată de coordonatorul </w:t>
+        <w:t xml:space="preserve">Îndeplinirea condițiilor de siguranță prevăzute în Permisul de lucru cu foc va fi verificată de coordonatorul privind apărarea împotriva incendiilor sau de alte persoane din cadrul comisiei</w:t>
       </w:r>
       <w:r>
         <w:rPr>
@@ -579,19 +579,19 @@
           <w:szCs w:val="20"/>
           <w:lang w:val="ro-RO"/>
         </w:rPr>
-        <w:t>privind apărarea împotriva incendiilor</w:t>
-      </w:r>
-      <w:r>
-        <w:rPr>
-          <w:rFonts w:eastAsia="Arial" w:cs="Arial" w:ascii="Arial" w:hAnsi="Arial"/>
-          <w:color w:val="auto"/>
-          <w:spacing w:val="0"/>
-          <w:w w:val="100"/>
-          <w:sz w:val="20"/>
-          <w:szCs w:val="20"/>
-          <w:lang w:val="ro-RO"/>
-        </w:rPr>
-        <w:t xml:space="preserve"> sau alte persoane din cadrul comisiei de apărare împotriva incendiilor.</w:t>
+        <w:t/>
+      </w:r>
+      <w:r>
+        <w:rPr>
+          <w:rFonts w:eastAsia="Arial" w:cs="Arial" w:ascii="Arial" w:hAnsi="Arial"/>
+          <w:color w:val="auto"/>
+          <w:spacing w:val="0"/>
+          <w:w w:val="100"/>
+          <w:sz w:val="20"/>
+          <w:szCs w:val="20"/>
+          <w:lang w:val="ro-RO"/>
+        </w:rPr>
+        <w:t xml:space="preserve"> de apărare împotriva incendiilor.</w:t>
       </w:r>
     </w:p>
     <w:p>
@@ -621,7 +621,7 @@
           <w:szCs w:val="20"/>
           <w:lang w:val="ro-RO"/>
         </w:rPr>
-        <w:t xml:space="preserve">Permisul de lucru cu foc va fi emis de către coordonatorul </w:t>
+        <w:t xml:space="preserve">Permisul de lucru cu foc va fi emis de către coordonatorul privind apărarea împotriva incendiilor sau de alte persoane din cadrul comisiei de apărare împotriva incendiilor, care asigură și aducerea</w:t>
       </w:r>
       <w:r>
         <w:rPr>
@@ -634,19 +634,19 @@
           <w:szCs w:val="20"/>
           <w:lang w:val="ro-RO"/>
         </w:rPr>
-        <w:t>privind apărarea împotriva incendiilor</w:t>
-      </w:r>
-      <w:r>
-        <w:rPr>
-          <w:rFonts w:eastAsia="Arial" w:cs="Arial" w:ascii="Arial" w:hAnsi="Arial"/>
-          <w:color w:val="auto"/>
-          <w:spacing w:val="0"/>
-          <w:w w:val="100"/>
-          <w:sz w:val="20"/>
-          <w:szCs w:val="20"/>
-          <w:lang w:val="ro-RO"/>
-        </w:rPr>
-        <w:t xml:space="preserve"> sau alte persoane din cadrul comisiei de apărare împotriva incendiilor care va asigura și aducerea la cunoștință a conținutului acestuia celor care efectuează lucrarea.</w:t>
+        <w:t/>
+      </w:r>
+      <w:r>
+        <w:rPr>
+          <w:rFonts w:eastAsia="Arial" w:cs="Arial" w:ascii="Arial" w:hAnsi="Arial"/>
+          <w:color w:val="auto"/>
+          <w:spacing w:val="0"/>
+          <w:w w:val="100"/>
+          <w:sz w:val="20"/>
+          <w:szCs w:val="20"/>
+          <w:lang w:val="ro-RO"/>
+        </w:rPr>
+        <w:t xml:space="preserve"> la cunoștință a conținutului acestuia celor care efectuează lucrarea.</w:t>
       </w:r>
     </w:p>
     <w:p>
@@ -676,7 +676,7 @@
           <w:szCs w:val="20"/>
           <w:lang w:val="ro-RO"/>
         </w:rPr>
-        <w:t>Permisul de lucru cu foc se întocmește în 2 exemplare, din care exemplarul nr. 1 (original) se va păstra la șeful echipei sau lucrătorul care efectuează lucrarea iar exemplarul nr. 2 (copie) la coordonatorul echipei de apărare împotriva incendiilor.</w:t>
+        <w:t>Permisul de lucru cu foc se întocmește în 2 exemplare, din care exemplarul nr. 1 (original) se va păstra la șeful echipei sau la lucrătorul care efectuează lucrarea, iar exemplarul nr. 2 (copie) la coordonatorul privind apărarea împotriva incendiilor.</w:t>
       </w:r>
     </w:p>
     <w:p>
@@ -736,7 +736,7 @@
           <w:szCs w:val="20"/>
           <w:lang w:val="ro-RO"/>
         </w:rPr>
-        <w:t>În spațiile cu risc ridicat de incendiu sau cu pericol de explozie, lucrările cu foc deschis se vor efectua numai după îndepărtarea materialelor inflamabile și verificarea cu aparatura adecvată a concentrației de vapori inflamabili precum și a posibilităților de apariție accidentală a acestora în zona de lucru cu foc deschis.</w:t>
+        <w:t>În spațiile cu risc ridicat de incendiu sau cu pericol de explozie, lucrările cu foc deschis se vor efectua numai după îndepărtarea materialelor inflamabile și verificarea cu aparatura adecvată a concentrației de vapori inflamabili, precum și a posibilităților de apariție accidentală a acestora în zona de lucru cu foc deschis.</w:t>
       </w:r>
     </w:p>
     <w:p>
@@ -1031,7 +1031,7 @@
           <w:szCs w:val="20"/>
           <w:lang w:val="ro-RO"/>
         </w:rPr>
-        <w:t>umezirea cu apă sau protejarea cu panouri necombustibile a materialelor și elementelor de construcție combustibile fixe pentru a fi ferite de contactul cu scânteile sau brocurile de sudură, cu flacăra sau cu alte particule de materiale incandescente;</w:t>
+        <w:t>umezirea cu apă sau protejarea cu panouri necombustibile a materialelor și elementelor de construcție combustibile fixe pentru a fi ferite de contactul cu scânteile sau stropii de sudură, cu flacăra sau cu alte particule de materiale incandescente;</w:t>
       </w:r>
     </w:p>
     <w:p>
@@ -1227,7 +1227,7 @@
           <w:szCs w:val="20"/>
           <w:lang w:val="ro-RO"/>
         </w:rPr>
-        <w:t>În timpul executării trebuie să se asigure:</w:t>
+        <w:t>În timpul executării lucrării trebuie să se asigure:</w:t>
       </w:r>
     </w:p>
     <w:p>
@@ -1781,7 +1781,7 @@
           <w:szCs w:val="20"/>
           <w:lang w:val="ro-RO"/>
         </w:rPr>
-        <w:t>Lucrările cu foc deschis se vor efectua cu respectarea OMAI 163/2007 – Art. 97 – 105.</w:t>
+        <w:t>Lucrările cu foc deschis se vor efectua cu respectarea OMAI 163/2007 – art. 97–105.</w:t>
       </w:r>
     </w:p>
     <w:p>
@@ -1910,7 +1910,7 @@
           <w:szCs w:val="20"/>
           <w:lang w:val="ro-RO"/>
         </w:rPr>
-        <w:t>PROCES VERBAL DE LUARE LA CUNOȘTINȚĂ</w:t>
+        <w:t>PROCES-VERBAL DE LUARE DE CUNOȘTINȚĂ</w:t>
       </w:r>
     </w:p>
     <w:p>
@@ -1965,7 +1965,7 @@
           <w:szCs w:val="20"/>
           <w:lang w:val="ro-RO"/>
         </w:rPr>
-        <w:t>mnată confirmă că a luat cunoștință de prezenta decizie și se obligă să respecte întocmai obligațiile, atribuțiile și răspunderile ce reies din decizia {{cli</w:t>
+        <w:t>mnată confirmă că a luat cunoștință de prezenta decizie și se obligă să respecte întocmai obligațiile, atribuțiile și răspunderile ce reies din decizia {{client.legalName}} nr. {{fire.decisionNumbers.openFire}}</w:t>
       </w:r>
       <w:r>
         <w:rPr>
@@ -1978,7 +1978,7 @@
           <w:szCs w:val="20"/>
           <w:lang w:val="ro-RO"/>
         </w:rPr>
-        <w:t>ent.legalName}}</w:t>
+        <w:t/>
       </w:r>
       <w:r>
         <w:rPr>
@@ -1991,19 +1991,19 @@
           <w:szCs w:val="20"/>
           <w:lang w:val="ro-RO"/>
         </w:rPr>
-        <w:t>, nr. {{fire.dec</w:t>
-      </w:r>
-      <w:r>
-        <w:rPr>
-          <w:rFonts w:eastAsia="Arial" w:cs="Arial" w:ascii="Arial" w:hAnsi="Arial"/>
-          <w:color w:val="auto"/>
-          <w:spacing w:val="0"/>
-          <w:w w:val="100"/>
-          <w:sz w:val="20"/>
-          <w:szCs w:val="20"/>
-          <w:lang w:val="ro-RO"/>
-        </w:rPr>
-        <w:t>isionNumbers.openFire}} din {{issueDate}}.</w:t>
+        <w:t/>
+      </w:r>
+      <w:r>
+        <w:rPr>
+          <w:rFonts w:eastAsia="Arial" w:cs="Arial" w:ascii="Arial" w:hAnsi="Arial"/>
+          <w:color w:val="auto"/>
+          <w:spacing w:val="0"/>
+          <w:w w:val="100"/>
+          <w:sz w:val="20"/>
+          <w:szCs w:val="20"/>
+          <w:lang w:val="ro-RO"/>
+        </w:rPr>
+        <w:t xml:space="preserve"> din {{issueDate}}.</w:t>
       </w:r>
     </w:p>
     <w:tbl>
@@ -2068,7 +2068,7 @@
                 <w:szCs w:val="20"/>
                 <w:lang w:val="ro-RO"/>
               </w:rPr>
-              <w:t>Nr. Crt.</w:t>
+              <w:t>Nr. crt.</w:t>
             </w:r>
           </w:p>
         </w:tc>

--- a/packages/document-engine/templates/fire/1.3_fire_decision_open_fire.docx
+++ b/packages/document-engine/templates/fire/1.3_fire_decision_open_fire.docx
@@ -113,7 +113,7 @@
           <w:szCs w:val="20"/>
           <w:lang w:val="ro-RO"/>
         </w:rPr>
-        <w:t>În baza prevederilor Legii 307/2006 privind apărarea împotriva incendiilor – art. 19 lit. a) și ale OMAI 163/2007 – art. 5 lit. b), art. 17 lit. c) și art. 97–105, {{client.representativeName}}, în calitate de {{fire.representativeRoleRunOn}} în cadrul</w:t>
+        <w:t xml:space="preserve">În baza prevederilor Legii 307/2006 – art. 19 alin. (1) lit. a) și ale OMAI 163/2007 – art. 5 lit. b), art. 17 lit. c) și art. 97–105, {{client.representativeName}}, în calitate de {{fire.representativeRoleRunOn}} în cadrul</w:t>
       </w:r>
       <w:r>
         <w:rPr>
@@ -536,7 +536,7 @@
           <w:szCs w:val="20"/>
           <w:lang w:val="ro-RO"/>
         </w:rPr>
-        <w:t>Lucrările cu foc deschis se vor executa numai după asigurarea măsurilor PSI specifice locului în care se efectuează lucrarea, sub supravegherea nemijlocită a șefului locului de muncă.</w:t>
+        <w:t xml:space="preserve">Lucrările cu foc deschis se vor executa numai după asigurarea măsurilor de apărare împotriva incendiilor specifice locului în care se efectuează lucrarea, sub supravegherea nemijlocită a conducătorului locului de muncă.</w:t>
       </w:r>
     </w:p>
     <w:p>
@@ -566,7 +566,7 @@
           <w:szCs w:val="20"/>
           <w:lang w:val="ro-RO"/>
         </w:rPr>
-        <w:t xml:space="preserve">Îndeplinirea condițiilor de siguranță prevăzute în Permisul de lucru cu foc va fi verificată de coordonatorul privind apărarea împotriva incendiilor sau de alte persoane din cadrul comisiei</w:t>
+        <w:t xml:space="preserve">Îndeplinirea condițiilor de siguranță prevăzute în Permisul de lucru cu foc va fi verificată de coordonatorul privind apărarea împotriva incendiilor sau de persoana desemnată prin Decizia nr. {{fire.decisionNumbers.organization}}</w:t>
       </w:r>
       <w:r>
         <w:rPr>
@@ -591,7 +591,7 @@
           <w:szCs w:val="20"/>
           <w:lang w:val="ro-RO"/>
         </w:rPr>
-        <w:t xml:space="preserve"> de apărare împotriva incendiilor.</w:t>
+        <w:t xml:space="preserve">.</w:t>
       </w:r>
     </w:p>
     <w:p>
@@ -621,7 +621,7 @@
           <w:szCs w:val="20"/>
           <w:lang w:val="ro-RO"/>
         </w:rPr>
-        <w:t xml:space="preserve">Permisul de lucru cu foc va fi emis de către coordonatorul privind apărarea împotriva incendiilor sau de alte persoane din cadrul comisiei de apărare împotriva incendiilor, care asigură și aducerea</w:t>
+        <w:t xml:space="preserve">Permisul de lucru cu foc va fi emis de către coordonatorul privind apărarea împotriva incendiilor sau de persoana desemnată prin Decizia nr. {{fire.decisionNumbers.organization}}, care asigură și aducerea</w:t>
       </w:r>
       <w:r>
         <w:rPr>
@@ -766,7 +766,7 @@
           <w:szCs w:val="20"/>
           <w:lang w:val="ro-RO"/>
         </w:rPr>
-        <w:t>Locurile în care se execută lucrări cu foc deschis vor fi dotate cu mijloace inițiale de stingere a incendiilor, supravegherea efectuându-se cu personal instruit pentru o intervenție operativă, iar în cazul în care lucrările cu foc deschis se efectuează în spații cu risc mare de incendiu sau cu pericol de explozie, supravegherea va fi efectuată de serviciul de pompieri civili sau de echipaje ale pompierilor militari, cu care se vor încheia contracte de prestări servicii potrivit reglementărilor legale.</w:t>
+        <w:t xml:space="preserve">Locurile în care se execută lucrări cu foc deschis vor fi dotate cu mijloace inițiale de stingere a incendiilor, supravegherea efectuându-se cu personal instruit pentru o intervenție operativă, iar în cazul în care lucrările cu foc deschis se efectuează în spații cu risc mare de incendiu sau cu pericol de explozie, supravegherea va fi efectuată de serviciul privat pentru situații de urgență sau de echipaje ale serviciului profesionist pentru situații de urgență (ISU), cu care se vor încheia contracte de prestări de servicii potrivit reglementărilor legale.</w:t>
       </w:r>
     </w:p>
     <w:p>
@@ -827,7 +827,7 @@
           <w:szCs w:val="20"/>
           <w:lang w:val="ro-RO"/>
         </w:rPr>
-        <w:t>Pregătirea locului unde urmează să se execute operațiunea de sudare sau tăiere cu flacăra oxiacetilenică presupune:</w:t>
+        <w:t xml:space="preserve">Pregătirea locului unde urmează să se execute operațiunea de sudare sau tăiere cu flacără oxiacetilenică presupune:</w:t>
       </w:r>
     </w:p>
     <w:p>
